--- a/FASE 1/Evidencias Grupales/Material complementario/documento_de_visión_y_roles_scrum.docx
+++ b/FASE 1/Evidencias Grupales/Material complementario/documento_de_visión_y_roles_scrum.docx
@@ -1212,6 +1212,7 @@
               <w:rPr>
                 <w:rtl w:val="0"/>
               </w:rPr>
+              <w:t>1.1</w:t>
             </w:r>
           </w:p>
         </w:tc>
@@ -1232,6 +1233,7 @@
               <w:rPr>
                 <w:rtl w:val="0"/>
               </w:rPr>
+              <w:t>12-10-2026</w:t>
             </w:r>
           </w:p>
         </w:tc>
@@ -1252,6 +1254,7 @@
               <w:rPr>
                 <w:rtl w:val="0"/>
               </w:rPr>
+              <w:t>Se incorporan a la visión la reserva básica de horas con los profesionales (épica E7) y la verificación de perfiles profesionales por un administrador (FS-HU-12), agregadas al alcance durante la Fase 2. Los roles Scrum no cambian.</w:t>
             </w:r>
           </w:p>
         </w:tc>
@@ -1272,6 +1275,7 @@
               <w:rPr>
                 <w:rtl w:val="0"/>
               </w:rPr>
+              <w:t>Rodrigo Cárcamo Rojas</w:t>
             </w:r>
           </w:p>
         </w:tc>
@@ -3149,7 +3153,7 @@
                 <w:color w:val="000000"/>
                 <w:sz w:val="21"/>
               </w:rPr>
-              <w:t>Encontrar rápidamente profesionales y establecimientos confiables y cercanos; recibir orientación general sin saber de antemano qué tipo de profesional necesitan; y llevar un seguimiento simple de su alimentación y progreso.</w:t>
+              <w:t>Encontrar rápidamente profesionales y establecimientos confiables y cercanos, y agendar una hora con ellos; recibir orientación general sin saber de antemano qué tipo de profesional necesitan; y llevar un seguimiento simple de su alimentación y progreso.</w:t>
             </w:r>
           </w:p>
         </w:tc>
@@ -3182,7 +3186,7 @@
                 <w:color w:val="000000"/>
                 <w:sz w:val="21"/>
               </w:rPr>
-              <w:t>Plataforma web responsiva con directorio y buscador geolocalizado de profesionales y establecimientos (Google Maps Platform), asistente conversacional de IA integrado con la API de Claude (Anthropic), y gestor de alimentación con registro por lenguaje natural.</w:t>
+              <w:t>Plataforma web responsiva con directorio y buscador geolocalizado de profesionales y establecimientos (Google Maps Platform), reserva básica de horas con los profesionales según su disponibilidad, verificación de perfiles profesionales por un administrador, asistente conversacional de IA integrado con la API de Claude (Anthropic), y gestor de alimentación con registro por lenguaje natural.</w:t>
             </w:r>
           </w:p>
         </w:tc>
